--- a/outputs/monthly_progress_report.docx
+++ b/outputs/monthly_progress_report.docx
@@ -5,6 +5,7 @@
     <w:p>
       <w:pPr>
         <w:pStyle w:val="Heading1"/>
+        <w:spacing w:after="0"/>
         <w:rPr>
           <w:lang w:val="en-IE"/>
         </w:rPr>
@@ -37,7 +38,19 @@
         <w:pStyle w:val="Heading2"/>
       </w:pPr>
       <w:r>
-        <w:t>Overall registration progress</w:t>
+        <w:t xml:space="preserve">Overall </w:t>
+      </w:r>
+      <w:r>
+        <w:t>R</w:t>
+      </w:r>
+      <w:r>
+        <w:t xml:space="preserve">egistration </w:t>
+      </w:r>
+      <w:r>
+        <w:t>P</w:t>
+      </w:r>
+      <w:r>
+        <w:t>rogress</w:t>
       </w:r>
     </w:p>
     <w:p>
@@ -52,13 +65,7 @@
         <w:t>25</w:t>
       </w:r>
       <w:r>
-        <w:t xml:space="preserve"> Metadata Submissions </w:t>
-      </w:r>
-      <w:r>
-        <w:t xml:space="preserve">have been </w:t>
-      </w:r>
-      <w:r>
-        <w:t xml:space="preserve">received from </w:t>
+        <w:t xml:space="preserve"> Metadata Submissions have been received from </w:t>
       </w:r>
       <w:r>
         <w:rPr>
@@ -68,10 +75,7 @@
         <w:t>20</w:t>
       </w:r>
       <w:r>
-        <w:t xml:space="preserve"> departments</w:t>
-      </w:r>
-      <w:r>
-        <w:t>, of which</w:t>
+        <w:t xml:space="preserve"> departments, of which</w:t>
       </w:r>
     </w:p>
     <w:p>
@@ -83,10 +87,7 @@
         </w:numPr>
       </w:pPr>
       <w:r>
-        <w:t>14 (56%)</w:t>
-      </w:r>
-      <w:r>
-        <w:t xml:space="preserve"> </w:t>
+        <w:t xml:space="preserve">14 (56%) </w:t>
       </w:r>
       <w:r>
         <w:t>s</w:t>
@@ -110,18 +111,13 @@
         <w:t>11 (44%)</w:t>
       </w:r>
       <w:r>
-        <w:t xml:space="preserve"> submissions have failed </w:t>
-      </w:r>
-      <w:r>
-        <w:t xml:space="preserve">quality checks and </w:t>
-      </w:r>
-      <w:r>
-        <w:t>revised submissions are awaited</w:t>
+        <w:t xml:space="preserve"> submissions have failed quality checks and revised submissions are awaited</w:t>
       </w:r>
     </w:p>
     <w:p>
       <w:pPr>
         <w:pStyle w:val="Heading2"/>
+        <w:spacing w:after="0"/>
       </w:pPr>
       <w:r>
         <w:t>Key compliance Issues</w:t>
@@ -140,14 +136,7 @@
           <w:b/>
           <w:bCs/>
         </w:rPr>
-        <w:t>Missing</w:t>
-      </w:r>
-      <w:r>
-        <w:rPr>
-          <w:b/>
-          <w:bCs/>
-        </w:rPr>
-        <w:t xml:space="preserve"> Data Owner Name</w:t>
+        <w:t>Missing Data Owner Name</w:t>
       </w:r>
       <w:r>
         <w:t>:  4 submissions have not mentioned data owner name. However, data owner designation is available for all submissions.</w:t>
@@ -217,23 +206,43 @@
         </w:numPr>
       </w:pPr>
       <w:r>
-        <w:t xml:space="preserve">Data </w:t>
-      </w:r>
-      <w:proofErr w:type="spellStart"/>
-      <w:r>
-        <w:t>Erros</w:t>
-      </w:r>
-      <w:proofErr w:type="spellEnd"/>
-      <w:r>
-        <w:t xml:space="preserve">: training </w:t>
+        <w:rPr>
+          <w:b/>
+          <w:bCs/>
+        </w:rPr>
+        <w:t>Data Validation Errors</w:t>
+      </w:r>
+      <w:r>
+        <w:t xml:space="preserve">: </w:t>
+      </w:r>
+      <w:r>
+        <w:t xml:space="preserve">There are multiple instances where certain entries in the data submitted are missing or not in compliance with standards. These are not specific but widespread, highlighting need for further training. </w:t>
       </w:r>
     </w:p>
     <w:p>
       <w:pPr>
         <w:pStyle w:val="Heading2"/>
-      </w:pPr>
-      <w:r>
-        <w:t>Departments with unresolved pending items and how long they have been waiting</w:t>
+        <w:spacing w:after="0"/>
+      </w:pPr>
+      <w:r>
+        <w:t xml:space="preserve">Departments with </w:t>
+      </w:r>
+      <w:r>
+        <w:t>U</w:t>
+      </w:r>
+      <w:r>
+        <w:t xml:space="preserve">nresolved </w:t>
+      </w:r>
+      <w:r>
+        <w:t>Issue</w:t>
+      </w:r>
+    </w:p>
+    <w:p>
+      <w:pPr>
+        <w:spacing w:after="0"/>
+      </w:pPr>
+      <w:r>
+        <w:t>Some of the departments have not acknowledged our communications seeking revised submissions.</w:t>
       </w:r>
     </w:p>
     <w:tbl>
@@ -251,8 +260,8 @@
         <w:tblLook w:val="04A0" w:firstRow="1" w:lastRow="0" w:firstColumn="1" w:lastColumn="0" w:noHBand="0" w:noVBand="1"/>
       </w:tblPr>
       <w:tblGrid>
-        <w:gridCol w:w="2793"/>
-        <w:gridCol w:w="2099"/>
+        <w:gridCol w:w="3276"/>
+        <w:gridCol w:w="2493"/>
       </w:tblGrid>
       <w:tr>
         <w:trPr>
@@ -271,26 +280,22 @@
             <w:pPr>
               <w:spacing w:after="0" w:line="240" w:lineRule="auto"/>
               <w:rPr>
-                <w:rFonts w:ascii="Aptos Narrow" w:eastAsia="Times New Roman" w:hAnsi="Aptos Narrow" w:cs="Times New Roman"/>
+                <w:rFonts w:eastAsia="Times New Roman" w:cs="Times New Roman"/>
                 <w:b/>
                 <w:bCs/>
                 <w:color w:val="FFFFFF"/>
                 <w:kern w:val="0"/>
-                <w:sz w:val="22"/>
-                <w:szCs w:val="22"/>
                 <w:lang w:val="en-IE" w:eastAsia="en-IE" w:bidi="hi-IN"/>
                 <w14:ligatures w14:val="none"/>
               </w:rPr>
             </w:pPr>
             <w:r>
               <w:rPr>
-                <w:rFonts w:ascii="Aptos Narrow" w:eastAsia="Times New Roman" w:hAnsi="Aptos Narrow" w:cs="Times New Roman"/>
+                <w:rFonts w:eastAsia="Times New Roman" w:cs="Times New Roman"/>
                 <w:b/>
                 <w:bCs/>
                 <w:color w:val="FFFFFF"/>
                 <w:kern w:val="0"/>
-                <w:sz w:val="22"/>
-                <w:szCs w:val="22"/>
                 <w:lang w:val="en-IE" w:eastAsia="en-IE" w:bidi="hi-IN"/>
                 <w14:ligatures w14:val="none"/>
               </w:rPr>
@@ -310,44 +315,26 @@
             <w:pPr>
               <w:spacing w:after="0" w:line="240" w:lineRule="auto"/>
               <w:rPr>
-                <w:rFonts w:ascii="Aptos Narrow" w:eastAsia="Times New Roman" w:hAnsi="Aptos Narrow" w:cs="Times New Roman"/>
+                <w:rFonts w:eastAsia="Times New Roman" w:cs="Times New Roman"/>
                 <w:b/>
                 <w:bCs/>
                 <w:color w:val="FFFFFF"/>
                 <w:kern w:val="0"/>
-                <w:sz w:val="22"/>
-                <w:szCs w:val="22"/>
                 <w:lang w:val="en-IE" w:eastAsia="en-IE" w:bidi="hi-IN"/>
                 <w14:ligatures w14:val="none"/>
               </w:rPr>
             </w:pPr>
             <w:r>
               <w:rPr>
-                <w:rFonts w:ascii="Aptos Narrow" w:eastAsia="Times New Roman" w:hAnsi="Aptos Narrow" w:cs="Times New Roman"/>
+                <w:rFonts w:eastAsia="Times New Roman" w:cs="Times New Roman"/>
                 <w:b/>
                 <w:bCs/>
                 <w:color w:val="FFFFFF"/>
                 <w:kern w:val="0"/>
-                <w:sz w:val="22"/>
-                <w:szCs w:val="22"/>
-                <w:lang w:val="en-IE" w:eastAsia="en-IE" w:bidi="hi-IN"/>
-                <w14:ligatures w14:val="none"/>
-              </w:rPr>
-              <w:t xml:space="preserve">Days since </w:t>
-            </w:r>
-            <w:r>
-              <w:rPr>
-                <w:rFonts w:ascii="Aptos Narrow" w:eastAsia="Times New Roman" w:hAnsi="Aptos Narrow" w:cs="Times New Roman"/>
-                <w:b/>
-                <w:bCs/>
-                <w:color w:val="FFFFFF"/>
-                <w:kern w:val="0"/>
-                <w:sz w:val="22"/>
-                <w:szCs w:val="22"/>
-                <w:lang w:val="en-IE" w:eastAsia="en-IE" w:bidi="hi-IN"/>
-                <w14:ligatures w14:val="none"/>
-              </w:rPr>
-              <w:t>follow-up</w:t>
+                <w:lang w:val="en-IE" w:eastAsia="en-IE" w:bidi="hi-IN"/>
+                <w14:ligatures w14:val="none"/>
+              </w:rPr>
+              <w:t>Days since follow-up</w:t>
             </w:r>
           </w:p>
         </w:tc>
@@ -368,22 +355,18 @@
             <w:pPr>
               <w:spacing w:after="0" w:line="240" w:lineRule="auto"/>
               <w:rPr>
-                <w:rFonts w:ascii="Aptos Narrow" w:eastAsia="Times New Roman" w:hAnsi="Aptos Narrow" w:cs="Times New Roman"/>
-                <w:color w:val="000000"/>
-                <w:kern w:val="0"/>
-                <w:sz w:val="22"/>
-                <w:szCs w:val="22"/>
+                <w:rFonts w:eastAsia="Times New Roman" w:cs="Times New Roman"/>
+                <w:color w:val="000000"/>
+                <w:kern w:val="0"/>
                 <w:lang w:val="en-IE" w:eastAsia="en-IE" w:bidi="hi-IN"/>
                 <w14:ligatures w14:val="none"/>
               </w:rPr>
             </w:pPr>
             <w:r>
               <w:rPr>
-                <w:rFonts w:ascii="Aptos Narrow" w:eastAsia="Times New Roman" w:hAnsi="Aptos Narrow" w:cs="Times New Roman"/>
-                <w:color w:val="000000"/>
-                <w:kern w:val="0"/>
-                <w:sz w:val="22"/>
-                <w:szCs w:val="22"/>
+                <w:rFonts w:eastAsia="Times New Roman" w:cs="Times New Roman"/>
+                <w:color w:val="000000"/>
+                <w:kern w:val="0"/>
                 <w:lang w:val="en-IE" w:eastAsia="en-IE" w:bidi="hi-IN"/>
                 <w14:ligatures w14:val="none"/>
               </w:rPr>
@@ -403,22 +386,18 @@
               <w:spacing w:after="0" w:line="240" w:lineRule="auto"/>
               <w:jc w:val="right"/>
               <w:rPr>
-                <w:rFonts w:ascii="Aptos Narrow" w:eastAsia="Times New Roman" w:hAnsi="Aptos Narrow" w:cs="Times New Roman"/>
-                <w:color w:val="000000"/>
-                <w:kern w:val="0"/>
-                <w:sz w:val="22"/>
-                <w:szCs w:val="22"/>
+                <w:rFonts w:eastAsia="Times New Roman" w:cs="Times New Roman"/>
+                <w:color w:val="000000"/>
+                <w:kern w:val="0"/>
                 <w:lang w:val="en-IE" w:eastAsia="en-IE" w:bidi="hi-IN"/>
                 <w14:ligatures w14:val="none"/>
               </w:rPr>
             </w:pPr>
             <w:r>
               <w:rPr>
-                <w:rFonts w:ascii="Aptos Narrow" w:eastAsia="Times New Roman" w:hAnsi="Aptos Narrow" w:cs="Times New Roman"/>
-                <w:color w:val="000000"/>
-                <w:kern w:val="0"/>
-                <w:sz w:val="22"/>
-                <w:szCs w:val="22"/>
+                <w:rFonts w:eastAsia="Times New Roman" w:cs="Times New Roman"/>
+                <w:color w:val="000000"/>
+                <w:kern w:val="0"/>
                 <w:lang w:val="en-IE" w:eastAsia="en-IE" w:bidi="hi-IN"/>
                 <w14:ligatures w14:val="none"/>
               </w:rPr>
@@ -443,22 +422,18 @@
             <w:pPr>
               <w:spacing w:after="0" w:line="240" w:lineRule="auto"/>
               <w:rPr>
-                <w:rFonts w:ascii="Aptos Narrow" w:eastAsia="Times New Roman" w:hAnsi="Aptos Narrow" w:cs="Times New Roman"/>
-                <w:color w:val="000000"/>
-                <w:kern w:val="0"/>
-                <w:sz w:val="22"/>
-                <w:szCs w:val="22"/>
+                <w:rFonts w:eastAsia="Times New Roman" w:cs="Times New Roman"/>
+                <w:color w:val="000000"/>
+                <w:kern w:val="0"/>
                 <w:lang w:val="en-IE" w:eastAsia="en-IE" w:bidi="hi-IN"/>
                 <w14:ligatures w14:val="none"/>
               </w:rPr>
             </w:pPr>
             <w:r>
               <w:rPr>
-                <w:rFonts w:ascii="Aptos Narrow" w:eastAsia="Times New Roman" w:hAnsi="Aptos Narrow" w:cs="Times New Roman"/>
-                <w:color w:val="000000"/>
-                <w:kern w:val="0"/>
-                <w:sz w:val="22"/>
-                <w:szCs w:val="22"/>
+                <w:rFonts w:eastAsia="Times New Roman" w:cs="Times New Roman"/>
+                <w:color w:val="000000"/>
+                <w:kern w:val="0"/>
                 <w:lang w:val="en-IE" w:eastAsia="en-IE" w:bidi="hi-IN"/>
                 <w14:ligatures w14:val="none"/>
               </w:rPr>
@@ -478,22 +453,18 @@
               <w:spacing w:after="0" w:line="240" w:lineRule="auto"/>
               <w:jc w:val="right"/>
               <w:rPr>
-                <w:rFonts w:ascii="Aptos Narrow" w:eastAsia="Times New Roman" w:hAnsi="Aptos Narrow" w:cs="Times New Roman"/>
-                <w:color w:val="000000"/>
-                <w:kern w:val="0"/>
-                <w:sz w:val="22"/>
-                <w:szCs w:val="22"/>
+                <w:rFonts w:eastAsia="Times New Roman" w:cs="Times New Roman"/>
+                <w:color w:val="000000"/>
+                <w:kern w:val="0"/>
                 <w:lang w:val="en-IE" w:eastAsia="en-IE" w:bidi="hi-IN"/>
                 <w14:ligatures w14:val="none"/>
               </w:rPr>
             </w:pPr>
             <w:r>
               <w:rPr>
-                <w:rFonts w:ascii="Aptos Narrow" w:eastAsia="Times New Roman" w:hAnsi="Aptos Narrow" w:cs="Times New Roman"/>
-                <w:color w:val="000000"/>
-                <w:kern w:val="0"/>
-                <w:sz w:val="22"/>
-                <w:szCs w:val="22"/>
+                <w:rFonts w:eastAsia="Times New Roman" w:cs="Times New Roman"/>
+                <w:color w:val="000000"/>
+                <w:kern w:val="0"/>
                 <w:lang w:val="en-IE" w:eastAsia="en-IE" w:bidi="hi-IN"/>
                 <w14:ligatures w14:val="none"/>
               </w:rPr>
@@ -518,22 +489,18 @@
             <w:pPr>
               <w:spacing w:after="0" w:line="240" w:lineRule="auto"/>
               <w:rPr>
-                <w:rFonts w:ascii="Aptos Narrow" w:eastAsia="Times New Roman" w:hAnsi="Aptos Narrow" w:cs="Times New Roman"/>
-                <w:color w:val="000000"/>
-                <w:kern w:val="0"/>
-                <w:sz w:val="22"/>
-                <w:szCs w:val="22"/>
+                <w:rFonts w:eastAsia="Times New Roman" w:cs="Times New Roman"/>
+                <w:color w:val="000000"/>
+                <w:kern w:val="0"/>
                 <w:lang w:val="en-IE" w:eastAsia="en-IE" w:bidi="hi-IN"/>
                 <w14:ligatures w14:val="none"/>
               </w:rPr>
             </w:pPr>
             <w:r>
               <w:rPr>
-                <w:rFonts w:ascii="Aptos Narrow" w:eastAsia="Times New Roman" w:hAnsi="Aptos Narrow" w:cs="Times New Roman"/>
-                <w:color w:val="000000"/>
-                <w:kern w:val="0"/>
-                <w:sz w:val="22"/>
-                <w:szCs w:val="22"/>
+                <w:rFonts w:eastAsia="Times New Roman" w:cs="Times New Roman"/>
+                <w:color w:val="000000"/>
+                <w:kern w:val="0"/>
                 <w:lang w:val="en-IE" w:eastAsia="en-IE" w:bidi="hi-IN"/>
                 <w14:ligatures w14:val="none"/>
               </w:rPr>
@@ -553,22 +520,18 @@
               <w:spacing w:after="0" w:line="240" w:lineRule="auto"/>
               <w:jc w:val="right"/>
               <w:rPr>
-                <w:rFonts w:ascii="Aptos Narrow" w:eastAsia="Times New Roman" w:hAnsi="Aptos Narrow" w:cs="Times New Roman"/>
-                <w:color w:val="000000"/>
-                <w:kern w:val="0"/>
-                <w:sz w:val="22"/>
-                <w:szCs w:val="22"/>
+                <w:rFonts w:eastAsia="Times New Roman" w:cs="Times New Roman"/>
+                <w:color w:val="000000"/>
+                <w:kern w:val="0"/>
                 <w:lang w:val="en-IE" w:eastAsia="en-IE" w:bidi="hi-IN"/>
                 <w14:ligatures w14:val="none"/>
               </w:rPr>
             </w:pPr>
             <w:r>
               <w:rPr>
-                <w:rFonts w:ascii="Aptos Narrow" w:eastAsia="Times New Roman" w:hAnsi="Aptos Narrow" w:cs="Times New Roman"/>
-                <w:color w:val="000000"/>
-                <w:kern w:val="0"/>
-                <w:sz w:val="22"/>
-                <w:szCs w:val="22"/>
+                <w:rFonts w:eastAsia="Times New Roman" w:cs="Times New Roman"/>
+                <w:color w:val="000000"/>
+                <w:kern w:val="0"/>
                 <w:lang w:val="en-IE" w:eastAsia="en-IE" w:bidi="hi-IN"/>
                 <w14:ligatures w14:val="none"/>
               </w:rPr>
@@ -593,22 +556,18 @@
             <w:pPr>
               <w:spacing w:after="0" w:line="240" w:lineRule="auto"/>
               <w:rPr>
-                <w:rFonts w:ascii="Aptos Narrow" w:eastAsia="Times New Roman" w:hAnsi="Aptos Narrow" w:cs="Times New Roman"/>
-                <w:color w:val="000000"/>
-                <w:kern w:val="0"/>
-                <w:sz w:val="22"/>
-                <w:szCs w:val="22"/>
+                <w:rFonts w:eastAsia="Times New Roman" w:cs="Times New Roman"/>
+                <w:color w:val="000000"/>
+                <w:kern w:val="0"/>
                 <w:lang w:val="en-IE" w:eastAsia="en-IE" w:bidi="hi-IN"/>
                 <w14:ligatures w14:val="none"/>
               </w:rPr>
             </w:pPr>
             <w:r>
               <w:rPr>
-                <w:rFonts w:ascii="Aptos Narrow" w:eastAsia="Times New Roman" w:hAnsi="Aptos Narrow" w:cs="Times New Roman"/>
-                <w:color w:val="000000"/>
-                <w:kern w:val="0"/>
-                <w:sz w:val="22"/>
-                <w:szCs w:val="22"/>
+                <w:rFonts w:eastAsia="Times New Roman" w:cs="Times New Roman"/>
+                <w:color w:val="000000"/>
+                <w:kern w:val="0"/>
                 <w:lang w:val="en-IE" w:eastAsia="en-IE" w:bidi="hi-IN"/>
                 <w14:ligatures w14:val="none"/>
               </w:rPr>
@@ -628,22 +587,18 @@
               <w:spacing w:after="0" w:line="240" w:lineRule="auto"/>
               <w:jc w:val="right"/>
               <w:rPr>
-                <w:rFonts w:ascii="Aptos Narrow" w:eastAsia="Times New Roman" w:hAnsi="Aptos Narrow" w:cs="Times New Roman"/>
-                <w:color w:val="000000"/>
-                <w:kern w:val="0"/>
-                <w:sz w:val="22"/>
-                <w:szCs w:val="22"/>
+                <w:rFonts w:eastAsia="Times New Roman" w:cs="Times New Roman"/>
+                <w:color w:val="000000"/>
+                <w:kern w:val="0"/>
                 <w:lang w:val="en-IE" w:eastAsia="en-IE" w:bidi="hi-IN"/>
                 <w14:ligatures w14:val="none"/>
               </w:rPr>
             </w:pPr>
             <w:r>
               <w:rPr>
-                <w:rFonts w:ascii="Aptos Narrow" w:eastAsia="Times New Roman" w:hAnsi="Aptos Narrow" w:cs="Times New Roman"/>
-                <w:color w:val="000000"/>
-                <w:kern w:val="0"/>
-                <w:sz w:val="22"/>
-                <w:szCs w:val="22"/>
+                <w:rFonts w:eastAsia="Times New Roman" w:cs="Times New Roman"/>
+                <w:color w:val="000000"/>
+                <w:kern w:val="0"/>
                 <w:lang w:val="en-IE" w:eastAsia="en-IE" w:bidi="hi-IN"/>
                 <w14:ligatures w14:val="none"/>
               </w:rPr>
@@ -668,22 +623,18 @@
             <w:pPr>
               <w:spacing w:after="0" w:line="240" w:lineRule="auto"/>
               <w:rPr>
-                <w:rFonts w:ascii="Aptos Narrow" w:eastAsia="Times New Roman" w:hAnsi="Aptos Narrow" w:cs="Times New Roman"/>
-                <w:color w:val="000000"/>
-                <w:kern w:val="0"/>
-                <w:sz w:val="22"/>
-                <w:szCs w:val="22"/>
+                <w:rFonts w:eastAsia="Times New Roman" w:cs="Times New Roman"/>
+                <w:color w:val="000000"/>
+                <w:kern w:val="0"/>
                 <w:lang w:val="en-IE" w:eastAsia="en-IE" w:bidi="hi-IN"/>
                 <w14:ligatures w14:val="none"/>
               </w:rPr>
             </w:pPr>
             <w:r>
               <w:rPr>
-                <w:rFonts w:ascii="Aptos Narrow" w:eastAsia="Times New Roman" w:hAnsi="Aptos Narrow" w:cs="Times New Roman"/>
-                <w:color w:val="000000"/>
-                <w:kern w:val="0"/>
-                <w:sz w:val="22"/>
-                <w:szCs w:val="22"/>
+                <w:rFonts w:eastAsia="Times New Roman" w:cs="Times New Roman"/>
+                <w:color w:val="000000"/>
+                <w:kern w:val="0"/>
                 <w:lang w:val="en-IE" w:eastAsia="en-IE" w:bidi="hi-IN"/>
                 <w14:ligatures w14:val="none"/>
               </w:rPr>
@@ -703,22 +654,18 @@
               <w:spacing w:after="0" w:line="240" w:lineRule="auto"/>
               <w:jc w:val="right"/>
               <w:rPr>
-                <w:rFonts w:ascii="Aptos Narrow" w:eastAsia="Times New Roman" w:hAnsi="Aptos Narrow" w:cs="Times New Roman"/>
-                <w:color w:val="000000"/>
-                <w:kern w:val="0"/>
-                <w:sz w:val="22"/>
-                <w:szCs w:val="22"/>
+                <w:rFonts w:eastAsia="Times New Roman" w:cs="Times New Roman"/>
+                <w:color w:val="000000"/>
+                <w:kern w:val="0"/>
                 <w:lang w:val="en-IE" w:eastAsia="en-IE" w:bidi="hi-IN"/>
                 <w14:ligatures w14:val="none"/>
               </w:rPr>
             </w:pPr>
             <w:r>
               <w:rPr>
-                <w:rFonts w:ascii="Aptos Narrow" w:eastAsia="Times New Roman" w:hAnsi="Aptos Narrow" w:cs="Times New Roman"/>
-                <w:color w:val="000000"/>
-                <w:kern w:val="0"/>
-                <w:sz w:val="22"/>
-                <w:szCs w:val="22"/>
+                <w:rFonts w:eastAsia="Times New Roman" w:cs="Times New Roman"/>
+                <w:color w:val="000000"/>
+                <w:kern w:val="0"/>
                 <w:lang w:val="en-IE" w:eastAsia="en-IE" w:bidi="hi-IN"/>
                 <w14:ligatures w14:val="none"/>
               </w:rPr>
@@ -743,22 +690,18 @@
             <w:pPr>
               <w:spacing w:after="0" w:line="240" w:lineRule="auto"/>
               <w:rPr>
-                <w:rFonts w:ascii="Aptos Narrow" w:eastAsia="Times New Roman" w:hAnsi="Aptos Narrow" w:cs="Times New Roman"/>
-                <w:color w:val="000000"/>
-                <w:kern w:val="0"/>
-                <w:sz w:val="22"/>
-                <w:szCs w:val="22"/>
+                <w:rFonts w:eastAsia="Times New Roman" w:cs="Times New Roman"/>
+                <w:color w:val="000000"/>
+                <w:kern w:val="0"/>
                 <w:lang w:val="en-IE" w:eastAsia="en-IE" w:bidi="hi-IN"/>
                 <w14:ligatures w14:val="none"/>
               </w:rPr>
             </w:pPr>
             <w:r>
               <w:rPr>
-                <w:rFonts w:ascii="Aptos Narrow" w:eastAsia="Times New Roman" w:hAnsi="Aptos Narrow" w:cs="Times New Roman"/>
-                <w:color w:val="000000"/>
-                <w:kern w:val="0"/>
-                <w:sz w:val="22"/>
-                <w:szCs w:val="22"/>
+                <w:rFonts w:eastAsia="Times New Roman" w:cs="Times New Roman"/>
+                <w:color w:val="000000"/>
+                <w:kern w:val="0"/>
                 <w:lang w:val="en-IE" w:eastAsia="en-IE" w:bidi="hi-IN"/>
                 <w14:ligatures w14:val="none"/>
               </w:rPr>
@@ -778,22 +721,18 @@
               <w:spacing w:after="0" w:line="240" w:lineRule="auto"/>
               <w:jc w:val="right"/>
               <w:rPr>
-                <w:rFonts w:ascii="Aptos Narrow" w:eastAsia="Times New Roman" w:hAnsi="Aptos Narrow" w:cs="Times New Roman"/>
-                <w:color w:val="000000"/>
-                <w:kern w:val="0"/>
-                <w:sz w:val="22"/>
-                <w:szCs w:val="22"/>
+                <w:rFonts w:eastAsia="Times New Roman" w:cs="Times New Roman"/>
+                <w:color w:val="000000"/>
+                <w:kern w:val="0"/>
                 <w:lang w:val="en-IE" w:eastAsia="en-IE" w:bidi="hi-IN"/>
                 <w14:ligatures w14:val="none"/>
               </w:rPr>
             </w:pPr>
             <w:r>
               <w:rPr>
-                <w:rFonts w:ascii="Aptos Narrow" w:eastAsia="Times New Roman" w:hAnsi="Aptos Narrow" w:cs="Times New Roman"/>
-                <w:color w:val="000000"/>
-                <w:kern w:val="0"/>
-                <w:sz w:val="22"/>
-                <w:szCs w:val="22"/>
+                <w:rFonts w:eastAsia="Times New Roman" w:cs="Times New Roman"/>
+                <w:color w:val="000000"/>
+                <w:kern w:val="0"/>
                 <w:lang w:val="en-IE" w:eastAsia="en-IE" w:bidi="hi-IN"/>
                 <w14:ligatures w14:val="none"/>
               </w:rPr>
@@ -818,22 +757,18 @@
             <w:pPr>
               <w:spacing w:after="0" w:line="240" w:lineRule="auto"/>
               <w:rPr>
-                <w:rFonts w:ascii="Aptos Narrow" w:eastAsia="Times New Roman" w:hAnsi="Aptos Narrow" w:cs="Times New Roman"/>
-                <w:color w:val="000000"/>
-                <w:kern w:val="0"/>
-                <w:sz w:val="22"/>
-                <w:szCs w:val="22"/>
+                <w:rFonts w:eastAsia="Times New Roman" w:cs="Times New Roman"/>
+                <w:color w:val="000000"/>
+                <w:kern w:val="0"/>
                 <w:lang w:val="en-IE" w:eastAsia="en-IE" w:bidi="hi-IN"/>
                 <w14:ligatures w14:val="none"/>
               </w:rPr>
             </w:pPr>
             <w:r>
               <w:rPr>
-                <w:rFonts w:ascii="Aptos Narrow" w:eastAsia="Times New Roman" w:hAnsi="Aptos Narrow" w:cs="Times New Roman"/>
-                <w:color w:val="000000"/>
-                <w:kern w:val="0"/>
-                <w:sz w:val="22"/>
-                <w:szCs w:val="22"/>
+                <w:rFonts w:eastAsia="Times New Roman" w:cs="Times New Roman"/>
+                <w:color w:val="000000"/>
+                <w:kern w:val="0"/>
                 <w:lang w:val="en-IE" w:eastAsia="en-IE" w:bidi="hi-IN"/>
                 <w14:ligatures w14:val="none"/>
               </w:rPr>
@@ -853,22 +788,18 @@
               <w:spacing w:after="0" w:line="240" w:lineRule="auto"/>
               <w:jc w:val="right"/>
               <w:rPr>
-                <w:rFonts w:ascii="Aptos Narrow" w:eastAsia="Times New Roman" w:hAnsi="Aptos Narrow" w:cs="Times New Roman"/>
-                <w:color w:val="000000"/>
-                <w:kern w:val="0"/>
-                <w:sz w:val="22"/>
-                <w:szCs w:val="22"/>
+                <w:rFonts w:eastAsia="Times New Roman" w:cs="Times New Roman"/>
+                <w:color w:val="000000"/>
+                <w:kern w:val="0"/>
                 <w:lang w:val="en-IE" w:eastAsia="en-IE" w:bidi="hi-IN"/>
                 <w14:ligatures w14:val="none"/>
               </w:rPr>
             </w:pPr>
             <w:r>
               <w:rPr>
-                <w:rFonts w:ascii="Aptos Narrow" w:eastAsia="Times New Roman" w:hAnsi="Aptos Narrow" w:cs="Times New Roman"/>
-                <w:color w:val="000000"/>
-                <w:kern w:val="0"/>
-                <w:sz w:val="22"/>
-                <w:szCs w:val="22"/>
+                <w:rFonts w:eastAsia="Times New Roman" w:cs="Times New Roman"/>
+                <w:color w:val="000000"/>
+                <w:kern w:val="0"/>
                 <w:lang w:val="en-IE" w:eastAsia="en-IE" w:bidi="hi-IN"/>
                 <w14:ligatures w14:val="none"/>
               </w:rPr>
@@ -893,22 +824,18 @@
             <w:pPr>
               <w:spacing w:after="0" w:line="240" w:lineRule="auto"/>
               <w:rPr>
-                <w:rFonts w:ascii="Aptos Narrow" w:eastAsia="Times New Roman" w:hAnsi="Aptos Narrow" w:cs="Times New Roman"/>
-                <w:color w:val="000000"/>
-                <w:kern w:val="0"/>
-                <w:sz w:val="22"/>
-                <w:szCs w:val="22"/>
+                <w:rFonts w:eastAsia="Times New Roman" w:cs="Times New Roman"/>
+                <w:color w:val="000000"/>
+                <w:kern w:val="0"/>
                 <w:lang w:val="en-IE" w:eastAsia="en-IE" w:bidi="hi-IN"/>
                 <w14:ligatures w14:val="none"/>
               </w:rPr>
             </w:pPr>
             <w:r>
               <w:rPr>
-                <w:rFonts w:ascii="Aptos Narrow" w:eastAsia="Times New Roman" w:hAnsi="Aptos Narrow" w:cs="Times New Roman"/>
-                <w:color w:val="000000"/>
-                <w:kern w:val="0"/>
-                <w:sz w:val="22"/>
-                <w:szCs w:val="22"/>
+                <w:rFonts w:eastAsia="Times New Roman" w:cs="Times New Roman"/>
+                <w:color w:val="000000"/>
+                <w:kern w:val="0"/>
                 <w:lang w:val="en-IE" w:eastAsia="en-IE" w:bidi="hi-IN"/>
                 <w14:ligatures w14:val="none"/>
               </w:rPr>
@@ -928,22 +855,18 @@
               <w:spacing w:after="0" w:line="240" w:lineRule="auto"/>
               <w:jc w:val="right"/>
               <w:rPr>
-                <w:rFonts w:ascii="Aptos Narrow" w:eastAsia="Times New Roman" w:hAnsi="Aptos Narrow" w:cs="Times New Roman"/>
-                <w:color w:val="000000"/>
-                <w:kern w:val="0"/>
-                <w:sz w:val="22"/>
-                <w:szCs w:val="22"/>
+                <w:rFonts w:eastAsia="Times New Roman" w:cs="Times New Roman"/>
+                <w:color w:val="000000"/>
+                <w:kern w:val="0"/>
                 <w:lang w:val="en-IE" w:eastAsia="en-IE" w:bidi="hi-IN"/>
                 <w14:ligatures w14:val="none"/>
               </w:rPr>
             </w:pPr>
             <w:r>
               <w:rPr>
-                <w:rFonts w:ascii="Aptos Narrow" w:eastAsia="Times New Roman" w:hAnsi="Aptos Narrow" w:cs="Times New Roman"/>
-                <w:color w:val="000000"/>
-                <w:kern w:val="0"/>
-                <w:sz w:val="22"/>
-                <w:szCs w:val="22"/>
+                <w:rFonts w:eastAsia="Times New Roman" w:cs="Times New Roman"/>
+                <w:color w:val="000000"/>
+                <w:kern w:val="0"/>
                 <w:lang w:val="en-IE" w:eastAsia="en-IE" w:bidi="hi-IN"/>
                 <w14:ligatures w14:val="none"/>
               </w:rPr>
@@ -953,14 +876,26 @@
         </w:tc>
       </w:tr>
     </w:tbl>
-    <w:p/>
-    <w:p/>
     <w:p>
       <w:pPr>
+        <w:spacing w:before="240"/>
+      </w:pPr>
+      <w:r>
+        <w:lastRenderedPageBreak/>
+        <w:t xml:space="preserve">Few of the issues are pending for more than 10 days and require urgent intervention. </w:t>
+      </w:r>
+    </w:p>
+    <w:p>
+      <w:pPr>
         <w:pStyle w:val="Heading2"/>
       </w:pPr>
       <w:r>
-        <w:t>2-3 recommended actions for the team in the coming two weeks</w:t>
+        <w:t>Next Steps</w:t>
+      </w:r>
+    </w:p>
+    <w:p>
+      <w:r>
+        <w:t>Along with measures to follow-up and obtain responses from the various departments, we can focus on the following measures</w:t>
       </w:r>
     </w:p>
     <w:p>
@@ -972,15 +907,13 @@
         </w:numPr>
       </w:pPr>
       <w:r>
-        <w:t xml:space="preserve">Follow-up with departments who have responded to </w:t>
-      </w:r>
-      <w:proofErr w:type="spellStart"/>
-      <w:r>
-        <w:t>followups</w:t>
-      </w:r>
-      <w:proofErr w:type="spellEnd"/>
-      <w:r>
-        <w:t xml:space="preserve"> but have not submitted revised submission. </w:t>
+        <w:t xml:space="preserve">Schedule a refresher training on </w:t>
+      </w:r>
+      <w:r>
+        <w:t xml:space="preserve">DPDPA </w:t>
+      </w:r>
+      <w:r>
+        <w:t>requirements for data stewards from all the departments</w:t>
       </w:r>
     </w:p>
     <w:p>
@@ -992,7 +925,31 @@
         </w:numPr>
       </w:pPr>
       <w:r>
-        <w:t>DPDP issues</w:t>
+        <w:t>Identify ways to reduce other data quality errors</w:t>
+      </w:r>
+    </w:p>
+    <w:p>
+      <w:pPr>
+        <w:pStyle w:val="ListParagraph"/>
+        <w:numPr>
+          <w:ilvl w:val="1"/>
+          <w:numId w:val="2"/>
+        </w:numPr>
+      </w:pPr>
+      <w:r>
+        <w:t>Consider data validation at data entry for various fields</w:t>
+      </w:r>
+    </w:p>
+    <w:p>
+      <w:pPr>
+        <w:pStyle w:val="ListParagraph"/>
+        <w:numPr>
+          <w:ilvl w:val="1"/>
+          <w:numId w:val="2"/>
+        </w:numPr>
+      </w:pPr>
+      <w:r>
+        <w:t xml:space="preserve">Create and share a quick checklist for data stewards to verify before submission </w:t>
       </w:r>
     </w:p>
     <w:p>
@@ -1004,7 +961,7 @@
         </w:numPr>
       </w:pPr>
       <w:r>
-        <w:t xml:space="preserve">Data cleaning </w:t>
+        <w:t>Follow up with departments that have responded to our email but have not yet shared revised submissions.</w:t>
       </w:r>
     </w:p>
     <w:sectPr>
@@ -1034,7 +991,7 @@
         <w:rFonts w:ascii="Aptos" w:eastAsiaTheme="minorHAnsi" w:hAnsi="Aptos" w:cstheme="minorBidi" w:hint="default"/>
       </w:rPr>
     </w:lvl>
-    <w:lvl w:ilvl="1" w:tplc="18090003" w:tentative="1">
+    <w:lvl w:ilvl="1" w:tplc="18090003">
       <w:start w:val="1"/>
       <w:numFmt w:val="bullet"/>
       <w:lvlText w:val="o"/>
@@ -1986,6 +1943,7 @@
   <w:style w:type="character" w:default="1" w:styleId="DefaultParagraphFont">
     <w:name w:val="Default Paragraph Font"/>
     <w:uiPriority w:val="1"/>
+    <w:semiHidden/>
     <w:unhideWhenUsed/>
   </w:style>
   <w:style w:type="table" w:default="1" w:styleId="TableNormal">
